--- a/templates/openagreements-cc-by-4.0/openagreements-privacy-policy/template.fill.docx
+++ b/templates/openagreements-cc-by-4.0/openagreements-privacy-policy/template.fill.docx
@@ -1179,7 +1179,7 @@
         <w:ind w:left="720"/>
       </w:pPr>
       <w:r>
-        <w:t xml:space="preserve">We obtain your opt-in consent before collecting or processing your </w:t>
+        <w:t xml:space="preserve">We obtain your opt-in consent before collecting or processing the following categories of </w:t>
       </w:r>
       <w:r>
         <w:rPr>
@@ -1190,7 +1190,7 @@
         <w:t xml:space="preserve">“Sensitive Data”</w:t>
       </w:r>
       <w:r>
-        <w:t xml:space="preserve"> (</w:t>
+        <w:t xml:space="preserve">: </w:t>
       </w:r>
       <w:r>
         <w:rPr>
@@ -1199,7 +1199,7 @@
         <w:t xml:space="preserve">{sensitive_data_categories}</w:t>
       </w:r>
       <w:r>
-        <w:t xml:space="preserve">). You may withdraw that consent at any time at </w:t>
+        <w:t xml:space="preserve">. You may withdraw that consent at any time at </w:t>
       </w:r>
       <w:r>
         <w:rPr>
